--- a/a7/packages/A7 Unit 4 - Solving Problems with Rational Numbers/Teacher Editions/A7 4.04  Teacher Edition.docx
+++ b/a7/packages/A7 Unit 4 - Solving Problems with Rational Numbers/Teacher Editions/A7 4.04  Teacher Edition.docx
@@ -2186,7 +2186,7 @@
           <w:color w:val="6B6B6B"/>
           <w:sz w:val="19"/>
         </w:rPr>
-        <w:t xml:space="preserve">   2 — the trailing zero was dropped [8.NSO.1.6 clarification: a trailing zero after a decimal point is significant]; 5 — the leading zeros were counted [8.NSO.1.6: leading zeros are never significant]</w:t>
+        <w:t xml:space="preserve">   2 — the trailing zero was dropped [B1G-M 8.NSO.1.6: a trailing zero after a decimal point is significant]; 5 — the leading zeros were counted [B1G-M 8.NSO.1.6: leading zeros are never significant]</w:t>
       </w:r>
     </w:p>
     <w:p>
@@ -2656,7 +2656,7 @@
           <w:color w:val="6B6B6B"/>
           <w:sz w:val="19"/>
         </w:rPr>
-        <w:t xml:space="preserve">   (B) the trailing zero was dropped [8.NSO.1.6 clarification: a trailing zero after a decimal point is significant]; (C) one of the leading zeros was counted [8.NSO.1.6: leading zeros are never significant]; (D) only the nonzero digits were counted [8.NSO.1.6: a zero between nonzero digits is always significant]</w:t>
+        <w:t xml:space="preserve">   (B) the trailing zero was dropped [B1G-M 8.NSO.1.6: a trailing zero after a decimal point is significant]; (C) one of the leading zeros was counted [B1G-M 8.NSO.1.6: leading zeros are never significant]; (D) only the nonzero digits were counted [B1G-M 8.NSO.1.6: a zero between nonzero digits is always significant]</w:t>
       </w:r>
       <w:r>
         <w:rPr>
@@ -3291,7 +3291,7 @@
           <w:color w:val="1A1A1A"/>
           <w:sz w:val="20"/>
         </w:rPr>
-        <w:t>2 — the trailing zero was dropped [8.NSO.1.6 clarification: a trailing zero after a decimal point is significant]</w:t>
+        <w:t>2 — the trailing zero was dropped [B1G-M 8.NSO.1.6: a trailing zero after a decimal point is significant]</w:t>
       </w:r>
     </w:p>
     <w:p>
@@ -3425,7 +3425,7 @@
           <w:color w:val="1A1A1A"/>
           <w:sz w:val="20"/>
         </w:rPr>
-        <w:t>the trailing zero was dropped [8.NSO.1.6 clarification: a trailing zero after a decimal point is significant]</w:t>
+        <w:t>the trailing zero was dropped [B1G-M 8.NSO.1.6: a trailing zero after a decimal point is significant]</w:t>
       </w:r>
     </w:p>
     <w:p>

--- a/a7/packages/A7 Unit 4 - Solving Problems with Rational Numbers/Teacher Editions/A7 4.04  Teacher Edition.docx
+++ b/a7/packages/A7 Unit 4 - Solving Problems with Rational Numbers/Teacher Editions/A7 4.04  Teacher Edition.docx
@@ -2736,7 +2736,7 @@
           <w:color w:val="1A1A1A"/>
           <w:sz w:val="21"/>
         </w:rPr>
-        <w:t xml:space="preserve"> cm. Which is the area, written correctly?  →  </w:t>
+        <w:t xml:space="preserve"> cm. Which is the area, to the correct significant digits?  →  </w:t>
       </w:r>
       <w:r>
         <w:rPr>
@@ -2783,7 +2783,7 @@
           <w:color w:val="6B6B6B"/>
           <w:sz w:val="19"/>
         </w:rPr>
-        <w:t xml:space="preserve">   (B) the exact product, not reduced to the two significant digits the measurements carry [8.NSO.1.6 clarification]; (C) right value, but 26.1 is not less than 10 [B1G-M 8.NSO.1.5 misconception: leaving 12 × 10</w:t>
+        <w:t xml:space="preserve">   (B) the exact product, not reduced to the two significant digits the measurements carry [8.NSO.1.6 clarification]; (C) the exact product, not reduced, and 26.1 is not less than 10 — two mistakes [B1G-M 8.NSO.1.5 misconception: leaving 12 × 10</w:t>
       </w:r>
       <w:r>
         <w:rPr>

--- a/a7/packages/A7 Unit 4 - Solving Problems with Rational Numbers/Teacher Editions/A7 4.04  Teacher Edition.docx
+++ b/a7/packages/A7 Unit 4 - Solving Problems with Rational Numbers/Teacher Editions/A7 4.04  Teacher Edition.docx
@@ -291,7 +291,7 @@
           <w:color w:val="1A1A1A"/>
           <w:sz w:val="21"/>
         </w:rPr>
-        <w:t xml:space="preserve"> — The whole period   ·   </w:t>
+        <w:t xml:space="preserve"> — Every problem from Notes II on   ·   </w:t>
       </w:r>
       <w:r>
         <w:rPr>
@@ -2567,7 +2567,7 @@
           <w:color w:val="6B6B6B"/>
           <w:sz w:val="19"/>
         </w:rPr>
-        <w:t xml:space="preserve"> — the arithmetic without the precision rule [8.NSO.1.6 clarification]; 3.0 × 10</w:t>
+        <w:t xml:space="preserve"> — the arithmetic without the precision rule [8.NSO.1.6 clarification]; 2.9 × 10</w:t>
       </w:r>
       <w:r>
         <w:rPr>
@@ -2586,26 +2586,7 @@
           <w:color w:val="6B6B6B"/>
           <w:sz w:val="19"/>
         </w:rPr>
-        <w:t xml:space="preserve"> written as 2.9 × 10</w:t>
-      </w:r>
-      <w:r>
-        <w:rPr>
-          <w:b w:val="0"/>
-          <w:i/>
-          <w:color w:val="6B6B6B"/>
-          <w:sz w:val="19"/>
-          <w:vertAlign w:val="superscript"/>
-        </w:rPr>
-        <w:t>3</w:t>
-      </w:r>
-      <w:r>
-        <w:rPr>
-          <w:b w:val="0"/>
-          <w:i/>
-          <w:color w:val="6B6B6B"/>
-          <w:sz w:val="19"/>
-        </w:rPr>
-        <w:t xml:space="preserve"> — rounded down from 2,971 [rounding to the hundreds place]</w:t>
+        <w:t xml:space="preserve"> — 2,971 rounded down instead of up [rounding to the hundreds place]</w:t>
       </w:r>
     </w:p>
     <w:p>
@@ -3249,7 +3230,7 @@
           <w:color w:val="1A1A1A"/>
           <w:sz w:val="21"/>
         </w:rPr>
-        <w:t>IXL: every listed skill is required, SmartScore 67, due at the start of the next class.</w:t>
+        <w:t>IXL: every listed skill is required, SmartScore 67.</w:t>
       </w:r>
     </w:p>
     <w:p>

--- a/a7/packages/A7 Unit 4 - Solving Problems with Rational Numbers/Teacher Editions/A7 4.04  Teacher Edition.docx
+++ b/a7/packages/A7 Unit 4 - Solving Problems with Rational Numbers/Teacher Editions/A7 4.04  Teacher Edition.docx
@@ -348,6 +348,7 @@
           </w:tcPr>
           <w:p>
             <w:pPr>
+              <w:keepNext/>
               <w:spacing w:after="0"/>
               <w:jc w:val="center"/>
             </w:pPr>
@@ -381,6 +382,7 @@
           </w:tcPr>
           <w:p>
             <w:pPr>
+              <w:keepNext/>
               <w:spacing w:after="0"/>
               <w:jc w:val="center"/>
             </w:pPr>
@@ -414,6 +416,7 @@
           </w:tcPr>
           <w:p>
             <w:pPr>
+              <w:keepNext/>
               <w:spacing w:after="0"/>
               <w:jc w:val="center"/>
             </w:pPr>
@@ -1673,7 +1676,7 @@
           <w:color w:val="1A1A1A"/>
           <w:sz w:val="21"/>
         </w:rPr>
-        <w:t xml:space="preserve">Warm-Up — On your own. Four minutes. No notes..  </w:t>
+        <w:t xml:space="preserve">Warm-Up — On your own. Four minutes. No notes.  </w:t>
       </w:r>
       <w:r>
         <w:rPr>
@@ -1706,7 +1709,7 @@
           <w:color w:val="1A1A1A"/>
           <w:sz w:val="21"/>
         </w:rPr>
-        <w:t xml:space="preserve">Warm-Up — Answers..  </w:t>
+        <w:t xml:space="preserve">Warm-Up — Answers.  </w:t>
       </w:r>
       <w:r>
         <w:rPr>
@@ -1796,7 +1799,7 @@
           <w:color w:val="1A1A1A"/>
           <w:sz w:val="21"/>
         </w:rPr>
-        <w:t xml:space="preserve">Notes — Copy the table..  </w:t>
+        <w:t xml:space="preserve">Notes — Copy the table.  </w:t>
       </w:r>
       <w:r>
         <w:rPr>
@@ -1862,7 +1865,7 @@
           <w:color w:val="1A1A1A"/>
           <w:sz w:val="21"/>
         </w:rPr>
-        <w:t xml:space="preserve">Notes — Copy all three lines..  </w:t>
+        <w:t xml:space="preserve">Notes — Copy all three lines.  </w:t>
       </w:r>
       <w:r>
         <w:rPr>
@@ -1895,7 +1898,7 @@
           <w:color w:val="1A1A1A"/>
           <w:sz w:val="21"/>
         </w:rPr>
-        <w:t xml:space="preserve">Example 1 — A product of two measurements..  </w:t>
+        <w:t xml:space="preserve">Example 1 — A product of two measurements.  </w:t>
       </w:r>
       <w:r>
         <w:rPr>
@@ -1928,7 +1931,7 @@
           <w:color w:val="1A1A1A"/>
           <w:sz w:val="21"/>
         </w:rPr>
-        <w:t xml:space="preserve">Example 1 — Worked..  </w:t>
+        <w:t xml:space="preserve">Example 1 — Worked.  </w:t>
       </w:r>
       <w:r>
         <w:rPr>
@@ -1961,7 +1964,7 @@
           <w:color w:val="1A1A1A"/>
           <w:sz w:val="21"/>
         </w:rPr>
-        <w:t xml:space="preserve">Your Turn — Same steps, your numbers. Boards up when done..  </w:t>
+        <w:t xml:space="preserve">Your Turn — Same steps, your numbers. Boards up when done.  </w:t>
       </w:r>
       <w:r>
         <w:rPr>
@@ -1994,7 +1997,7 @@
           <w:color w:val="1A1A1A"/>
           <w:sz w:val="21"/>
         </w:rPr>
-        <w:t xml:space="preserve">Your Turn — Answer..  </w:t>
+        <w:t xml:space="preserve">Your Turn — Answer.  </w:t>
       </w:r>
       <w:r>
         <w:rPr>
@@ -2027,7 +2030,7 @@
           <w:color w:val="1A1A1A"/>
           <w:sz w:val="21"/>
         </w:rPr>
-        <w:t xml:space="preserve">Example 2 — A difference of two measurements..  </w:t>
+        <w:t xml:space="preserve">Example 2 — A difference of two measurements.  </w:t>
       </w:r>
       <w:r>
         <w:rPr>
@@ -2060,7 +2063,7 @@
           <w:color w:val="1A1A1A"/>
           <w:sz w:val="21"/>
         </w:rPr>
-        <w:t xml:space="preserve">Example 2 — Worked..  </w:t>
+        <w:t xml:space="preserve">Example 2 — Worked.  </w:t>
       </w:r>
       <w:r>
         <w:rPr>
@@ -2093,7 +2096,7 @@
           <w:color w:val="1A1A1A"/>
           <w:sz w:val="21"/>
         </w:rPr>
-        <w:t xml:space="preserve">Your Turn — Same steps, your numbers. Boards up when done..  </w:t>
+        <w:t xml:space="preserve">Your Turn — Same steps, your numbers. Boards up when done.  </w:t>
       </w:r>
       <w:r>
         <w:rPr>
@@ -2126,7 +2129,7 @@
           <w:color w:val="1A1A1A"/>
           <w:sz w:val="21"/>
         </w:rPr>
-        <w:t xml:space="preserve">Your Turn — Answer..  </w:t>
+        <w:t xml:space="preserve">Your Turn — Answer.  </w:t>
       </w:r>
       <w:r>
         <w:rPr>
@@ -3188,7 +3191,7 @@
           <w:color w:val="1A1A1A"/>
           <w:sz w:val="21"/>
         </w:rPr>
-        <w:t xml:space="preserve">Independent Set — Six questions. On your own, in silence..  </w:t>
+        <w:t xml:space="preserve">Independent Set — Six questions. On your own, in silence.  </w:t>
       </w:r>
       <w:r>
         <w:rPr>
@@ -3221,7 +3224,7 @@
           <w:color w:val="1A1A1A"/>
           <w:sz w:val="21"/>
         </w:rPr>
-        <w:t xml:space="preserve">IXL — Last five minutes..  </w:t>
+        <w:t xml:space="preserve">IXL — Last five minutes.  </w:t>
       </w:r>
       <w:r>
         <w:rPr>

--- a/a7/packages/A7 Unit 4 - Solving Problems with Rational Numbers/Teacher Editions/A7 4.04  Teacher Edition.docx
+++ b/a7/packages/A7 Unit 4 - Solving Problems with Rational Numbers/Teacher Editions/A7 4.04  Teacher Edition.docx
@@ -2640,7 +2640,7 @@
           <w:color w:val="6B6B6B"/>
           <w:sz w:val="19"/>
         </w:rPr>
-        <w:t xml:space="preserve">   (B) the trailing zero was dropped [B1G-M 8.NSO.1.6: a trailing zero after a decimal point is significant]; (C) one of the leading zeros was counted [B1G-M 8.NSO.1.6: leading zeros are never significant]; (D) only the nonzero digits were counted [B1G-M 8.NSO.1.6: a zero between nonzero digits is always significant]</w:t>
+        <w:t xml:space="preserve">   (B) only the nonzero digits were counted [B1G-M 8.NSO.1.6: a zero between nonzero digits is always significant]; (C) one of the leading zeros was counted [B1G-M 8.NSO.1.6: leading zeros are never significant]; (D) the trailing zero was dropped [B1G-M 8.NSO.1.6: a trailing zero after a decimal point is significant]</w:t>
       </w:r>
       <w:r>
         <w:rPr>
@@ -2729,7 +2729,7 @@
           <w:color w:val="9E1B32"/>
           <w:sz w:val="21"/>
         </w:rPr>
-        <w:t>A — 2.6 × 10</w:t>
+        <w:t>B — 2.6 × 10</w:t>
       </w:r>
       <w:r>
         <w:rPr>
@@ -2767,7 +2767,7 @@
           <w:color w:val="6B6B6B"/>
           <w:sz w:val="19"/>
         </w:rPr>
-        <w:t xml:space="preserve">   (B) the exact product, not reduced to the two significant digits the measurements carry [8.NSO.1.6 clarification]; (C) the exact product, not reduced, and 26.1 is not less than 10 — two mistakes [B1G-M 8.NSO.1.5 misconception: leaving 12 × 10</w:t>
+        <w:t xml:space="preserve">   (A) the exact product, not reduced, and 26.1 is not less than 10 — two mistakes [B1G-M 8.NSO.1.5 misconception: leaving 12 × 10</w:t>
       </w:r>
       <w:r>
         <w:rPr>
@@ -2805,7 +2805,7 @@
           <w:color w:val="6B6B6B"/>
           <w:sz w:val="19"/>
         </w:rPr>
-        <w:t>]; (D) the exponent was not raised when the coefficient was repaired [8.NSO.1.5: point one place left, exponent up one]</w:t>
+        <w:t>]; (C) the exponent was not raised when the coefficient was repaired [8.NSO.1.5: point one place left, exponent up one]; (D) the exact product, not reduced to the two significant digits the measurements carry [8.NSO.1.6 clarification]</w:t>
       </w:r>
       <w:r>
         <w:rPr>
@@ -3409,7 +3409,7 @@
           <w:color w:val="1A1A1A"/>
           <w:sz w:val="20"/>
         </w:rPr>
-        <w:t>the trailing zero was dropped [B1G-M 8.NSO.1.6: a trailing zero after a decimal point is significant]</w:t>
+        <w:t>only the nonzero digits were counted [B1G-M 8.NSO.1.6: a zero between nonzero digits is always significant]</w:t>
       </w:r>
     </w:p>
     <w:p>
@@ -3433,7 +3433,45 @@
           <w:color w:val="1A1A1A"/>
           <w:sz w:val="20"/>
         </w:rPr>
-        <w:t>the exact product, not reduced to the two significant digits the measurements carry [8.NSO.1.6 clarification]</w:t>
+        <w:t>the exact product, not reduced, and 26.1 is not less than 10 — two mistakes [B1G-M 8.NSO.1.5 misconception: leaving 12 × 10</w:t>
+      </w:r>
+      <w:r>
+        <w:rPr>
+          <w:b w:val="0"/>
+          <w:i w:val="0"/>
+          <w:color w:val="1A1A1A"/>
+          <w:sz w:val="20"/>
+          <w:vertAlign w:val="superscript"/>
+        </w:rPr>
+        <w:t>9</w:t>
+      </w:r>
+      <w:r>
+        <w:rPr>
+          <w:b w:val="0"/>
+          <w:i w:val="0"/>
+          <w:color w:val="1A1A1A"/>
+          <w:sz w:val="20"/>
+        </w:rPr>
+        <w:t xml:space="preserve"> instead of 1.2 × 10</w:t>
+      </w:r>
+      <w:r>
+        <w:rPr>
+          <w:b w:val="0"/>
+          <w:i w:val="0"/>
+          <w:color w:val="1A1A1A"/>
+          <w:sz w:val="20"/>
+          <w:vertAlign w:val="superscript"/>
+        </w:rPr>
+        <w:t>10</w:t>
+      </w:r>
+      <w:r>
+        <w:rPr>
+          <w:b w:val="0"/>
+          <w:i w:val="0"/>
+          <w:color w:val="1A1A1A"/>
+          <w:sz w:val="20"/>
+        </w:rPr>
+        <w:t>]</w:t>
       </w:r>
     </w:p>
     <w:p>

--- a/a7/packages/A7 Unit 4 - Solving Problems with Rational Numbers/Teacher Editions/A7 4.04  Teacher Edition.docx
+++ b/a7/packages/A7 Unit 4 - Solving Problems with Rational Numbers/Teacher Editions/A7 4.04  Teacher Edition.docx
@@ -2260,7 +2260,7 @@
           <w:color w:val="1A1A1A"/>
           <w:sz w:val="21"/>
         </w:rPr>
-        <w:t xml:space="preserve"> m. The pond is 3 metres deep. What is the surface area, to the right number of significant digits?  →  </w:t>
+        <w:t xml:space="preserve"> m. The pond is 3 meters deep. Find the surface area. Round to the correct number of significant digits.  →  </w:t>
       </w:r>
       <w:r>
         <w:rPr>
@@ -2288,7 +2288,7 @@
           <w:color w:val="9E1B32"/>
           <w:sz w:val="21"/>
         </w:rPr>
-        <w:t xml:space="preserve"> square metres</w:t>
+        <w:t xml:space="preserve"> square meters</w:t>
       </w:r>
       <w:r>
         <w:rPr>
@@ -2297,7 +2297,7 @@
           <w:color w:val="6B6B6B"/>
           <w:sz w:val="20"/>
         </w:rPr>
-        <w:t xml:space="preserve">   The depth of 3 metres is not needed.</w:t>
+        <w:t xml:space="preserve">   The depth of 3 meters is not needed.</w:t>
       </w:r>
       <w:r>
         <w:rPr>
@@ -2514,7 +2514,7 @@
           <w:color w:val="1A1A1A"/>
           <w:sz w:val="21"/>
         </w:rPr>
-        <w:t xml:space="preserve">) metres, both measured. Write the sum with the correct precision.  →  </w:t>
+        <w:t xml:space="preserve">) meters, both measured. Write the sum with the correct precision.  →  </w:t>
       </w:r>
       <w:r>
         <w:rPr>
